--- a/Smlouva-LUNASTAV-vzor.docx
+++ b/Smlouva-LUNASTAV-vzor.docx
@@ -226,6 +226,17 @@
       </w:r>
       <w:r>
         <w:t>{companyCity}</w:t>
+      </w:r>
+    </w:p>
+    <w:p>
+      <w:pPr>
+        <w:spacing w:after="0"/>
+      </w:pPr>
+      <w:r>
+        <w:t xml:space="preserve">Korespondenční adresa: </w:t>
+      </w:r>
+      <w:r>
+        <w:t>{korespondencniAdresa}</w:t>
       </w:r>
     </w:p>
     <w:p>

--- a/Smlouva-LUNASTAV-vzor.docx
+++ b/Smlouva-LUNASTAV-vzor.docx
@@ -354,6 +354,14 @@
       </w:r>
       <w:r>
         <w:t>Ostrovní 2059/4, 110 00 Praha 1</w:t>
+      </w:r>
+    </w:p>
+    <w:p>
+      <w:pPr>
+        <w:spacing w:after="0"/>
+      </w:pPr>
+      <w:r>
+        <w:t>Korespondenční adresa: Gočárova třída 227/50, 500 02 Hradec Králové</w:t>
       </w:r>
     </w:p>
     <w:p>
